--- a/public/plantillas-contrato/BosquesCoworkingFisicaConDeposito.docx
+++ b/public/plantillas-contrato/BosquesCoworkingFisicaConDeposito.docx
@@ -932,7 +932,7 @@
           <w:highlight w:val="yellow"/>
           <w:rtl w:val="0"/>
         </w:rPr>
-        <w:t xml:space="preserve">COLOCAR RFC</w:t>
+        <w:t xml:space="preserve">{{RFC}}</w:t>
       </w:r>
       <w:r>
         <w:rPr>
@@ -1870,7 +1870,7 @@
           <w:highlight w:val="yellow"/>
           <w:rtl w:val="0"/>
         </w:rPr>
-        <w:t xml:space="preserve">“Coworking (letra/número)”</w:t>
+        <w:t xml:space="preserve">“Coworking {{NUMERO_ESPACIO}}”</w:t>
       </w:r>
       <w:r>
         <w:rPr>
@@ -2318,7 +2318,7 @@
           <w:highlight w:val="yellow"/>
           <w:rtl w:val="0"/>
         </w:rPr>
-        <w:t xml:space="preserve">“Coworking (letra/número)”</w:t>
+        <w:t xml:space="preserve">“Coworking {{NUMERO_ESPACIO}}”</w:t>
       </w:r>
       <w:r>
         <w:rPr>
@@ -2411,7 +2411,7 @@
           <w:highlight w:val="yellow"/>
           <w:rtl w:val="0"/>
         </w:rPr>
-        <w:t xml:space="preserve">“Coworking (letra/número)”</w:t>
+        <w:t xml:space="preserve">“Coworking {{NUMERO_ESPACIO}}”</w:t>
       </w:r>
       <w:r>
         <w:rPr>

--- a/public/plantillas-contrato/BosquesCoworkingFisicaConDeposito.docx
+++ b/public/plantillas-contrato/BosquesCoworkingFisicaConDeposito.docx
@@ -2627,27 +2627,9 @@
           <w:bCs w:val="1"/>
           <w:sz w:val="22"/>
           <w:szCs w:val="22"/>
-          <w:highlight w:val="yellow"/>
-          <w:rtl w:val="0"/>
-        </w:rPr>
-        <w:t xml:space="preserve">4</w:t>
-      </w:r>
-      <w:r>
-        <w:rPr>
-          <w:sz w:val="22"/>
-          <w:szCs w:val="22"/>
-          <w:highlight w:val="yellow"/>
-          <w:rtl w:val="0"/>
-        </w:rPr>
-        <w:t xml:space="preserve"> </w:t>
-      </w:r>
-      <w:r>
-        <w:rPr>
-          <w:sz w:val="22"/>
-          <w:szCs w:val="22"/>
-          <w:rtl w:val="0"/>
-        </w:rPr>
-        <w:t xml:space="preserve">hrs al mes)</w:t>
+          <w:rtl w:val="0"/>
+        </w:rPr>
+        <w:t xml:space="preserve">{{HORAS_SALA_JUNTAS}} hrs al mes)</w:t>
       </w:r>
     </w:p>
     <w:p>

--- a/public/plantillas-contrato/BosquesCoworkingFisicaConDeposito.docx
+++ b/public/plantillas-contrato/BosquesCoworkingFisicaConDeposito.docx
@@ -434,7 +434,7 @@
           <w:highlight w:val="yellow"/>
           <w:rtl w:val="0"/>
         </w:rPr>
-        <w:t xml:space="preserve">Av Aguascalientes Norte #517 interior 1, Fraccionamiento Bosques del Prado Sur CP 20130 Aguascalientes, Ags.</w:t>
+        <w:t xml:space="preserve">Av Aguascalientes Norte #517 interior {{NUMERO_ESPACIO}}, Fraccionamiento Bosques del Prado Sur CP 20130 Aguascalientes, Ags.</w:t>
       </w:r>
       <w:r>
         <w:rPr>
